--- a/klagomål/A 12864-2024 FSC-klagomål.docx
+++ b/klagomål/A 12864-2024 FSC-klagomål.docx
@@ -695,7 +695,7 @@
     <w:r>
       <w:tab/>
       <w:tab/>
-      <w:t>2026-06-18</w:t>
+      <w:t>2026-06-19</w:t>
       <w:br/>
       <w:br/>
     </w:r>

--- a/klagomål/A 12864-2024 FSC-klagomål.docx
+++ b/klagomål/A 12864-2024 FSC-klagomål.docx
@@ -695,7 +695,7 @@
     <w:r>
       <w:tab/>
       <w:tab/>
-      <w:t>2026-06-19</w:t>
+      <w:t>2026-06-20</w:t>
       <w:br/>
       <w:br/>
     </w:r>

--- a/klagomål/A 12864-2024 FSC-klagomål.docx
+++ b/klagomål/A 12864-2024 FSC-klagomål.docx
@@ -168,38 +168,7 @@
     </w:p>
     <w:p>
       <w:r>
-        <w:t>Detta dokument behandlar höga naturvärden i avverkningsanmälan A 12864-2024 i Bräcke kommun som inkom 2024-04-02 och omfattar 7,6 ha.</w:t>
-      </w:r>
-    </w:p>
-    <w:p>
-      <w:r>
-        <w:t>Nedan presenteras fynd av naturvårdsarter som gjorts i det avverkningsanmälda området, samt relevanta utdrag ur standarderna för FSC, Chain of Custody, Controlled Wood och PEFC.</w:t>
-      </w:r>
-    </w:p>
-    <w:p>
-      <w:r>
-        <w:t>Vi förväntar oss att ni återkommer med ett skriftligt svar på vårt klagomål och även beskriver vilka korrigerande åtgärder ni satt in för att rätta till identifierade brister i er efterlevnad av den svenska FSC standarden.</w:t>
-      </w:r>
-    </w:p>
-    <w:p>
-      <w:pPr>
-        <w:pStyle w:val="Heading1"/>
-      </w:pPr>
-      <w:r>
-        <w:t>Naturvårdsarter</w:t>
-      </w:r>
-    </w:p>
-    <w:p>
-      <w:r>
-        <w:t>Inom 6 meter från avverkningsanmälan har följande 2 naturvårdsarter hittats: fläckporing (VU, T) och dvärgbägarlav (NT, T). Av dessa är 2 rödlistade. För rödlistade arter har rödlistekategorin angivits inom parentes. Typiska arter inom Natura 2000 som är kopplade till skogsekosystem har markerats med (T).</w:t>
-      </w:r>
-    </w:p>
-    <w:p>
-      <w:r>
-        <w:t>De påträffade naturvårdsarterna är ett tydligt kvitto på att det rör sig om en skog med höga naturvärden.</w:t>
-      </w:r>
-      <w:r>
-        <w:t xml:space="preserve"> I Figur 1 visas fyndplatser för naturvårdsarter i området, som finns registrerade på Artportalen.</w:t>
+        <w:t>Detta klagomål behandlar höga naturvärden i avverkningsanmälan A 12864-2024 i Bräcke kommun som inkom 2024-04-02 och omfattar 7,6 ha.</w:t>
       </w:r>
     </w:p>
     <w:p>
@@ -209,7 +178,7 @@
       <w:r>
         <w:drawing>
           <wp:inline xmlns:a="http://schemas.openxmlformats.org/drawingml/2006/main" xmlns:pic="http://schemas.openxmlformats.org/drawingml/2006/picture">
-            <wp:extent cx="5130928" cy="5688000"/>
+            <wp:extent cx="5163402" cy="5724000"/>
             <wp:docPr id="1" name="Picture 1"/>
             <wp:cNvGraphicFramePr>
               <a:graphicFrameLocks noChangeAspect="1"/>
@@ -230,7 +199,7 @@
                   <pic:spPr>
                     <a:xfrm>
                       <a:off x="0" y="0"/>
-                      <a:ext cx="5130928" cy="5688000"/>
+                      <a:ext cx="5163402" cy="5724000"/>
                     </a:xfrm>
                     <a:prstGeom prst="rect"/>
                   </pic:spPr>
@@ -247,7 +216,35 @@
         <w:spacing w:after="240"/>
       </w:pPr>
       <w:r>
-        <w:t>Figur 1. Fyndplatser för naturvårdsarter inom 6 meter från avverkningsanmälan (röd linje). Markörer utan svart kant är placerade på fyndplatsen. Markörer med svart kant är placerade vid sidan av fyndplatsen och har ett svart streck som visar fyndplatsens exakta position. Kartans mittpunktskoordinat är N 6985861, E 527018 i SWEREF 99 TM.</w:t>
+        <w:t>Figur 1. Fyndplatser för naturvårdsarter inom 6 meter från avverkningsanmälan. Markörer utan svart kant är placerade på fyndplatsen. Markörer med svart kant är placerade vid sidan av fyndplatsen har ett svart streck som visar fyndplatsens exakta position. Kartans mittpunktskoordinat är N 6985861, E 527018 i SWEREF 99 TM.</w:t>
+      </w:r>
+    </w:p>
+    <w:p>
+      <w:r>
+        <w:t>Inom 6 meter från avverkningsanmälan finns fynd av 2 naturvårdsarter, varav 2 är rödlistade och 2 är typiska (T): fläckporing (VU, T) och dvärgbägarlav (NT, T). Se Figur 1.</w:t>
+      </w:r>
+    </w:p>
+    <w:p>
+      <w:r>
+        <w:t>Nedan presenteras relevanta utdrag ur standarderna för FSC, Chain of Custody, Controlled Wood och PEFC.</w:t>
+      </w:r>
+    </w:p>
+    <w:p>
+      <w:r>
+        <w:t>Vi förväntar oss att ni återkommer med ett skriftligt svar på vårt klagomål och även beskriver vilka korrigerande åtgärder ni satt in för att rätta till identifierade brister i er efterlevnad av den svenska FSC standarden.</w:t>
+      </w:r>
+    </w:p>
+    <w:p>
+      <w:pPr>
+        <w:pStyle w:val="Heading1"/>
+      </w:pPr>
+      <w:r>
+        <w:t>Naturvårdsarter och fridlysta arter</w:t>
+      </w:r>
+    </w:p>
+    <w:p>
+      <w:r>
+        <w:t>Nedan följer beskrivningar av de naturvårdsarter och fridlysta arter som har sina livsmiljöer och växtplatser i den avverkningsanmälda skogen. De påträffade naturvårdsarterna är ett tydligt kvitto på att det rör sig om en skog med höga naturvärden.</w:t>
       </w:r>
     </w:p>
     <w:p>
@@ -255,10 +252,10 @@
         <w:rPr>
           <w:b/>
         </w:rPr>
-        <w:t>Dvärgbägarlav (NT)</w:t>
+        <w:t>Fläckporing (VU)</w:t>
       </w:r>
       <w:r>
-        <w:t xml:space="preserve"> förekommer över hela Sverige på gammal hård ved, huvudsakligen på tall men i södra Sverige även på ek. Veden utgörs framförallt av grova stubbar, lågor och grenar. Substratet har blivit sällsyntare och nybildning av substrat sker bara i begränsad omfattning. Arten hotas av att grova lågor blir allt sällsyntare i dagens kulturskogar samt att nybildningen av lämpliga substrat går mycket långsamt. En riklig tillgång på gamla tall- eller eklågor måste säkerställas på artens lokaler. Dvärgbägarlav är typisk art för </w:t>
+        <w:t xml:space="preserve"> är en mycket bra signalart som visar på tallnaturskogar med höga naturvärden. Den är placerad högst upp i Skogsstyrelsens värdepyramid för bedömning av skog med höga naturvärden och indikerar områden som är mer eller mindre opåverkade av skogsbruk och där det funnits en kontinuitet av tallågor i olika nedbrytningsstadier. För att på lång sikt bibehålla livskraftiga populationer i ett område behövs troligen större skyddade områden som tillåter att man upprätthåller en naturlig branddynamik. Fläckporing är typisk art för </w:t>
       </w:r>
       <w:r>
         <w:rPr>
@@ -275,10 +272,10 @@
         <w:rPr>
           <w:b/>
         </w:rPr>
-        <w:t>Fläckporing (VU)</w:t>
+        <w:t>Dvärgbägarlav (NT)</w:t>
       </w:r>
       <w:r>
-        <w:t xml:space="preserve"> är en mycket bra signalart som visar på tallnaturskogar med höga naturvärden. Den är placerad högst upp i Skogsstyrelsens värdepyramid för bedömning av skog med höga naturvärden och indikerar områden som är mer eller mindre opåverkade av skogsbruk och där det funnits en kontinuitet av tallågor i olika nedbrytningsstadier. För att på lång sikt bibehålla livskraftiga populationer i ett område behövs troligen större skyddade områden som tillåter att man upprätthåller en naturlig branddynamik. Fläckporing är typisk art för </w:t>
+        <w:t xml:space="preserve"> förekommer över hela Sverige på gammal hård ved, huvudsakligen på tall men i södra Sverige även på ek. Veden utgörs framförallt av grova stubbar, lågor och grenar. Substratet har blivit sällsyntare och nybildning av substrat sker bara i begränsad omfattning. Arten hotas av att grova lågor blir allt sällsyntare i dagens kulturskogar samt att nybildningen av lämpliga substrat går mycket långsamt. En riklig tillgång på gamla tall- eller eklågor måste säkerställas på artens lokaler. Dvärgbägarlav är typisk art för </w:t>
       </w:r>
       <w:r>
         <w:rPr>
@@ -695,7 +692,7 @@
     <w:r>
       <w:tab/>
       <w:tab/>
-      <w:t>2026-06-20</w:t>
+      <w:t>2026-06-21</w:t>
       <w:br/>
       <w:br/>
     </w:r>

--- a/klagomål/A 12864-2024 FSC-klagomål.docx
+++ b/klagomål/A 12864-2024 FSC-klagomål.docx
@@ -692,7 +692,7 @@
     <w:r>
       <w:tab/>
       <w:tab/>
-      <w:t>2026-06-21</w:t>
+      <w:t>2026-06-22</w:t>
       <w:br/>
       <w:br/>
     </w:r>

--- a/klagomål/A 12864-2024 FSC-klagomål.docx
+++ b/klagomål/A 12864-2024 FSC-klagomål.docx
@@ -692,7 +692,7 @@
     <w:r>
       <w:tab/>
       <w:tab/>
-      <w:t>2026-06-22</w:t>
+      <w:t>2026-06-23</w:t>
       <w:br/>
       <w:br/>
     </w:r>

--- a/klagomål/A 12864-2024 FSC-klagomål.docx
+++ b/klagomål/A 12864-2024 FSC-klagomål.docx
@@ -692,7 +692,7 @@
     <w:r>
       <w:tab/>
       <w:tab/>
-      <w:t>2026-06-23</w:t>
+      <w:t>2026-06-24</w:t>
       <w:br/>
       <w:br/>
     </w:r>

--- a/klagomål/A 12864-2024 FSC-klagomål.docx
+++ b/klagomål/A 12864-2024 FSC-klagomål.docx
@@ -692,7 +692,7 @@
     <w:r>
       <w:tab/>
       <w:tab/>
-      <w:t>2026-06-24</w:t>
+      <w:t>2026-06-25</w:t>
       <w:br/>
       <w:br/>
     </w:r>

--- a/klagomål/A 12864-2024 FSC-klagomål.docx
+++ b/klagomål/A 12864-2024 FSC-klagomål.docx
@@ -692,7 +692,7 @@
     <w:r>
       <w:tab/>
       <w:tab/>
-      <w:t>2026-06-25</w:t>
+      <w:t>2026-06-26</w:t>
       <w:br/>
       <w:br/>
     </w:r>

--- a/klagomål/A 12864-2024 FSC-klagomål.docx
+++ b/klagomål/A 12864-2024 FSC-klagomål.docx
@@ -692,7 +692,7 @@
     <w:r>
       <w:tab/>
       <w:tab/>
-      <w:t>2026-06-26</w:t>
+      <w:t>2026-06-27</w:t>
       <w:br/>
       <w:br/>
     </w:r>

--- a/klagomål/A 12864-2024 FSC-klagomål.docx
+++ b/klagomål/A 12864-2024 FSC-klagomål.docx
@@ -692,7 +692,7 @@
     <w:r>
       <w:tab/>
       <w:tab/>
-      <w:t>2026-06-27</w:t>
+      <w:t>2026-06-28</w:t>
       <w:br/>
       <w:br/>
     </w:r>

--- a/klagomål/A 12864-2024 FSC-klagomål.docx
+++ b/klagomål/A 12864-2024 FSC-klagomål.docx
@@ -692,7 +692,7 @@
     <w:r>
       <w:tab/>
       <w:tab/>
-      <w:t>2026-06-28</w:t>
+      <w:t>2026-06-29</w:t>
       <w:br/>
       <w:br/>
     </w:r>

--- a/klagomål/A 12864-2024 FSC-klagomål.docx
+++ b/klagomål/A 12864-2024 FSC-klagomål.docx
@@ -692,7 +692,7 @@
     <w:r>
       <w:tab/>
       <w:tab/>
-      <w:t>2026-06-29</w:t>
+      <w:t>2026-06-30</w:t>
       <w:br/>
       <w:br/>
     </w:r>

--- a/klagomål/A 12864-2024 FSC-klagomål.docx
+++ b/klagomål/A 12864-2024 FSC-klagomål.docx
@@ -692,7 +692,7 @@
     <w:r>
       <w:tab/>
       <w:tab/>
-      <w:t>2026-06-30</w:t>
+      <w:t>2026-07-01</w:t>
       <w:br/>
       <w:br/>
     </w:r>

--- a/klagomål/A 12864-2024 FSC-klagomål.docx
+++ b/klagomål/A 12864-2024 FSC-klagomål.docx
@@ -692,7 +692,7 @@
     <w:r>
       <w:tab/>
       <w:tab/>
-      <w:t>2026-07-01</w:t>
+      <w:t>2026-07-02</w:t>
       <w:br/>
       <w:br/>
     </w:r>

--- a/klagomål/A 12864-2024 FSC-klagomål.docx
+++ b/klagomål/A 12864-2024 FSC-klagomål.docx
@@ -692,7 +692,7 @@
     <w:r>
       <w:tab/>
       <w:tab/>
-      <w:t>2026-07-13</w:t>
+      <w:t>2026-07-14</w:t>
       <w:br/>
       <w:br/>
     </w:r>

--- a/klagomål/A 12864-2024 FSC-klagomål.docx
+++ b/klagomål/A 12864-2024 FSC-klagomål.docx
@@ -692,7 +692,7 @@
     <w:r>
       <w:tab/>
       <w:tab/>
-      <w:t>2026-07-14</w:t>
+      <w:t>2026-07-15</w:t>
       <w:br/>
       <w:br/>
     </w:r>

--- a/klagomål/A 12864-2024 FSC-klagomål.docx
+++ b/klagomål/A 12864-2024 FSC-klagomål.docx
@@ -692,7 +692,7 @@
     <w:r>
       <w:tab/>
       <w:tab/>
-      <w:t>2026-07-15</w:t>
+      <w:t>2026-07-16</w:t>
       <w:br/>
       <w:br/>
     </w:r>

--- a/klagomål/A 12864-2024 FSC-klagomål.docx
+++ b/klagomål/A 12864-2024 FSC-klagomål.docx
@@ -692,7 +692,7 @@
     <w:r>
       <w:tab/>
       <w:tab/>
-      <w:t>2026-07-16</w:t>
+      <w:t>2026-07-17</w:t>
       <w:br/>
       <w:br/>
     </w:r>

--- a/klagomål/A 12864-2024 FSC-klagomål.docx
+++ b/klagomål/A 12864-2024 FSC-klagomål.docx
@@ -692,7 +692,7 @@
     <w:r>
       <w:tab/>
       <w:tab/>
-      <w:t>2026-07-17</w:t>
+      <w:t>2026-07-18</w:t>
       <w:br/>
       <w:br/>
     </w:r>

--- a/klagomål/A 12864-2024 FSC-klagomål.docx
+++ b/klagomål/A 12864-2024 FSC-klagomål.docx
@@ -692,7 +692,7 @@
     <w:r>
       <w:tab/>
       <w:tab/>
-      <w:t>2026-07-18</w:t>
+      <w:t>2026-07-19</w:t>
       <w:br/>
       <w:br/>
     </w:r>

--- a/klagomål/A 12864-2024 FSC-klagomål.docx
+++ b/klagomål/A 12864-2024 FSC-klagomål.docx
@@ -692,7 +692,7 @@
     <w:r>
       <w:tab/>
       <w:tab/>
-      <w:t>2026-07-19</w:t>
+      <w:t>2026-07-20</w:t>
       <w:br/>
       <w:br/>
     </w:r>

--- a/klagomål/A 12864-2024 FSC-klagomål.docx
+++ b/klagomål/A 12864-2024 FSC-klagomål.docx
@@ -692,7 +692,7 @@
     <w:r>
       <w:tab/>
       <w:tab/>
-      <w:t>2026-07-20</w:t>
+      <w:t>2026-07-21</w:t>
       <w:br/>
       <w:br/>
     </w:r>

--- a/klagomål/A 12864-2024 FSC-klagomål.docx
+++ b/klagomål/A 12864-2024 FSC-klagomål.docx
@@ -692,7 +692,7 @@
     <w:r>
       <w:tab/>
       <w:tab/>
-      <w:t>2026-07-21</w:t>
+      <w:t>2026-07-22</w:t>
       <w:br/>
       <w:br/>
     </w:r>

--- a/klagomål/A 12864-2024 FSC-klagomål.docx
+++ b/klagomål/A 12864-2024 FSC-klagomål.docx
@@ -692,7 +692,7 @@
     <w:r>
       <w:tab/>
       <w:tab/>
-      <w:t>2026-07-22</w:t>
+      <w:t>2026-07-23</w:t>
       <w:br/>
       <w:br/>
     </w:r>

--- a/klagomål/A 12864-2024 FSC-klagomål.docx
+++ b/klagomål/A 12864-2024 FSC-klagomål.docx
@@ -692,7 +692,7 @@
     <w:r>
       <w:tab/>
       <w:tab/>
-      <w:t>2026-07-23</w:t>
+      <w:t>2026-07-24</w:t>
       <w:br/>
       <w:br/>
     </w:r>

--- a/klagomål/A 12864-2024 FSC-klagomål.docx
+++ b/klagomål/A 12864-2024 FSC-klagomål.docx
@@ -692,7 +692,7 @@
     <w:r>
       <w:tab/>
       <w:tab/>
-      <w:t>2026-07-24</w:t>
+      <w:t>2026-07-25</w:t>
       <w:br/>
       <w:br/>
     </w:r>

--- a/klagomål/A 12864-2024 FSC-klagomål.docx
+++ b/klagomål/A 12864-2024 FSC-klagomål.docx
@@ -692,7 +692,7 @@
     <w:r>
       <w:tab/>
       <w:tab/>
-      <w:t>2026-07-25</w:t>
+      <w:t>2026-07-26</w:t>
       <w:br/>
       <w:br/>
     </w:r>

--- a/klagomål/A 12864-2024 FSC-klagomål.docx
+++ b/klagomål/A 12864-2024 FSC-klagomål.docx
@@ -692,7 +692,7 @@
     <w:r>
       <w:tab/>
       <w:tab/>
-      <w:t>2026-07-26</w:t>
+      <w:t>2026-07-27</w:t>
       <w:br/>
       <w:br/>
     </w:r>

--- a/klagomål/A 12864-2024 FSC-klagomål.docx
+++ b/klagomål/A 12864-2024 FSC-klagomål.docx
@@ -692,7 +692,7 @@
     <w:r>
       <w:tab/>
       <w:tab/>
-      <w:t>2026-07-27</w:t>
+      <w:t>2026-07-28</w:t>
       <w:br/>
       <w:br/>
     </w:r>

--- a/klagomål/A 12864-2024 FSC-klagomål.docx
+++ b/klagomål/A 12864-2024 FSC-klagomål.docx
@@ -692,7 +692,7 @@
     <w:r>
       <w:tab/>
       <w:tab/>
-      <w:t>2026-07-28</w:t>
+      <w:t>2026-07-29</w:t>
       <w:br/>
       <w:br/>
     </w:r>

--- a/klagomål/A 12864-2024 FSC-klagomål.docx
+++ b/klagomål/A 12864-2024 FSC-klagomål.docx
@@ -692,7 +692,7 @@
     <w:r>
       <w:tab/>
       <w:tab/>
-      <w:t>2026-07-29</w:t>
+      <w:t>2026-07-30</w:t>
       <w:br/>
       <w:br/>
     </w:r>

--- a/klagomål/A 12864-2024 FSC-klagomål.docx
+++ b/klagomål/A 12864-2024 FSC-klagomål.docx
@@ -692,7 +692,7 @@
     <w:r>
       <w:tab/>
       <w:tab/>
-      <w:t>2026-07-30</w:t>
+      <w:t>2026-07-31</w:t>
       <w:br/>
       <w:br/>
     </w:r>

--- a/klagomål/A 12864-2024 FSC-klagomål.docx
+++ b/klagomål/A 12864-2024 FSC-klagomål.docx
@@ -692,7 +692,7 @@
     <w:r>
       <w:tab/>
       <w:tab/>
-      <w:t>2026-07-31</w:t>
+      <w:t>2026-08-01</w:t>
       <w:br/>
       <w:br/>
     </w:r>

--- a/klagomål/A 12864-2024 FSC-klagomål.docx
+++ b/klagomål/A 12864-2024 FSC-klagomål.docx
@@ -692,7 +692,7 @@
     <w:r>
       <w:tab/>
       <w:tab/>
-      <w:t>2026-08-01</w:t>
+      <w:t>2026-08-02</w:t>
       <w:br/>
       <w:br/>
     </w:r>

--- a/klagomål/A 12864-2024 FSC-klagomål.docx
+++ b/klagomål/A 12864-2024 FSC-klagomål.docx
@@ -692,7 +692,7 @@
     <w:r>
       <w:tab/>
       <w:tab/>
-      <w:t>2026-08-02</w:t>
+      <w:t>2026-08-03</w:t>
       <w:br/>
       <w:br/>
     </w:r>

--- a/klagomål/A 12864-2024 FSC-klagomål.docx
+++ b/klagomål/A 12864-2024 FSC-klagomål.docx
@@ -692,7 +692,7 @@
     <w:r>
       <w:tab/>
       <w:tab/>
-      <w:t>2026-08-03</w:t>
+      <w:t>2026-08-04</w:t>
       <w:br/>
       <w:br/>
     </w:r>

--- a/klagomål/A 12864-2024 FSC-klagomål.docx
+++ b/klagomål/A 12864-2024 FSC-klagomål.docx
@@ -692,7 +692,7 @@
     <w:r>
       <w:tab/>
       <w:tab/>
-      <w:t>2026-08-04</w:t>
+      <w:t>2026-08-05</w:t>
       <w:br/>
       <w:br/>
     </w:r>

--- a/klagomål/A 12864-2024 FSC-klagomål.docx
+++ b/klagomål/A 12864-2024 FSC-klagomål.docx
@@ -692,7 +692,7 @@
     <w:r>
       <w:tab/>
       <w:tab/>
-      <w:t>2026-08-05</w:t>
+      <w:t>2026-08-07</w:t>
       <w:br/>
       <w:br/>
     </w:r>

--- a/klagomål/A 12864-2024 FSC-klagomål.docx
+++ b/klagomål/A 12864-2024 FSC-klagomål.docx
@@ -692,7 +692,7 @@
     <w:r>
       <w:tab/>
       <w:tab/>
-      <w:t>2026-08-07</w:t>
+      <w:t>2026-08-08</w:t>
       <w:br/>
       <w:br/>
     </w:r>

--- a/klagomål/A 12864-2024 FSC-klagomål.docx
+++ b/klagomål/A 12864-2024 FSC-klagomål.docx
@@ -216,7 +216,7 @@
         <w:spacing w:after="240"/>
       </w:pPr>
       <w:r>
-        <w:t>Figur 1. Fyndplatser för naturvårdsarter inom 6 meter från avverkningsanmälan. Markörer utan svart kant är placerade på fyndplatsen. Markörer med svart kant är placerade vid sidan av fyndplatsen har ett svart streck som visar fyndplatsens exakta position. Kartans mittpunktskoordinat är N 6985861, E 527018 i SWEREF 99 TM.</w:t>
+        <w:t>Figur 1. Fyndplatser för naturvårdsarter inom 6 meter från avverkningsanmälan. Markörer utan svart kant är placerade på fyndplatsen. Markörer med svart kant är placerade vid sidan av fyndplatsen och har ett svart streck som visar fyndplatsens exakta position. Kartans mittpunktskoordinat är N 6985861, E 527018 i SWEREF 99 TM.</w:t>
       </w:r>
     </w:p>
     <w:p>
@@ -692,7 +692,7 @@
     <w:r>
       <w:tab/>
       <w:tab/>
-      <w:t>2026-08-14</w:t>
+      <w:t>2026-08-15</w:t>
       <w:br/>
       <w:br/>
     </w:r>

--- a/klagomål/A 12864-2024 FSC-klagomål.docx
+++ b/klagomål/A 12864-2024 FSC-klagomål.docx
@@ -692,7 +692,7 @@
     <w:r>
       <w:tab/>
       <w:tab/>
-      <w:t>2026-08-15</w:t>
+      <w:t>2026-08-16</w:t>
       <w:br/>
       <w:br/>
     </w:r>

--- a/klagomål/A 12864-2024 FSC-klagomål.docx
+++ b/klagomål/A 12864-2024 FSC-klagomål.docx
@@ -692,7 +692,7 @@
     <w:r>
       <w:tab/>
       <w:tab/>
-      <w:t>2026-08-16</w:t>
+      <w:t>2026-08-17</w:t>
       <w:br/>
       <w:br/>
     </w:r>

--- a/klagomål/A 12864-2024 FSC-klagomål.docx
+++ b/klagomål/A 12864-2024 FSC-klagomål.docx
@@ -692,7 +692,7 @@
     <w:r>
       <w:tab/>
       <w:tab/>
-      <w:t>2026-08-17</w:t>
+      <w:t>2026-08-18</w:t>
       <w:br/>
       <w:br/>
     </w:r>

--- a/klagomål/A 12864-2024 FSC-klagomål.docx
+++ b/klagomål/A 12864-2024 FSC-klagomål.docx
@@ -692,7 +692,7 @@
     <w:r>
       <w:tab/>
       <w:tab/>
-      <w:t>2026-08-18</w:t>
+      <w:t>2026-08-19</w:t>
       <w:br/>
       <w:br/>
     </w:r>

--- a/klagomål/A 12864-2024 FSC-klagomål.docx
+++ b/klagomål/A 12864-2024 FSC-klagomål.docx
@@ -692,7 +692,7 @@
     <w:r>
       <w:tab/>
       <w:tab/>
-      <w:t>2026-08-19</w:t>
+      <w:t>2026-08-20</w:t>
       <w:br/>
       <w:br/>
     </w:r>

--- a/klagomål/A 12864-2024 FSC-klagomål.docx
+++ b/klagomål/A 12864-2024 FSC-klagomål.docx
@@ -692,7 +692,7 @@
     <w:r>
       <w:tab/>
       <w:tab/>
-      <w:t>2026-08-20</w:t>
+      <w:t>2026-08-21</w:t>
       <w:br/>
       <w:br/>
     </w:r>

--- a/klagomål/A 12864-2024 FSC-klagomål.docx
+++ b/klagomål/A 12864-2024 FSC-klagomål.docx
@@ -692,7 +692,7 @@
     <w:r>
       <w:tab/>
       <w:tab/>
-      <w:t>2026-08-21</w:t>
+      <w:t>2026-08-22</w:t>
       <w:br/>
       <w:br/>
     </w:r>

--- a/klagomål/A 12864-2024 FSC-klagomål.docx
+++ b/klagomål/A 12864-2024 FSC-klagomål.docx
@@ -692,7 +692,7 @@
     <w:r>
       <w:tab/>
       <w:tab/>
-      <w:t>2026-08-22</w:t>
+      <w:t>2026-08-23</w:t>
       <w:br/>
       <w:br/>
     </w:r>

--- a/klagomål/A 12864-2024 FSC-klagomål.docx
+++ b/klagomål/A 12864-2024 FSC-klagomål.docx
@@ -692,7 +692,7 @@
     <w:r>
       <w:tab/>
       <w:tab/>
-      <w:t>2026-08-23</w:t>
+      <w:t>2026-08-24</w:t>
       <w:br/>
       <w:br/>
     </w:r>

--- a/klagomål/A 12864-2024 FSC-klagomål.docx
+++ b/klagomål/A 12864-2024 FSC-klagomål.docx
@@ -692,7 +692,7 @@
     <w:r>
       <w:tab/>
       <w:tab/>
-      <w:t>2026-08-24</w:t>
+      <w:t>2026-08-25</w:t>
       <w:br/>
       <w:br/>
     </w:r>

--- a/klagomål/A 12864-2024 FSC-klagomål.docx
+++ b/klagomål/A 12864-2024 FSC-klagomål.docx
@@ -692,7 +692,7 @@
     <w:r>
       <w:tab/>
       <w:tab/>
-      <w:t>2026-08-25</w:t>
+      <w:t>2026-08-26</w:t>
       <w:br/>
       <w:br/>
     </w:r>

--- a/klagomål/A 12864-2024 FSC-klagomål.docx
+++ b/klagomål/A 12864-2024 FSC-klagomål.docx
@@ -692,7 +692,7 @@
     <w:r>
       <w:tab/>
       <w:tab/>
-      <w:t>2026-08-26</w:t>
+      <w:t>2026-08-27</w:t>
       <w:br/>
       <w:br/>
     </w:r>

--- a/klagomål/A 12864-2024 FSC-klagomål.docx
+++ b/klagomål/A 12864-2024 FSC-klagomål.docx
@@ -692,7 +692,7 @@
     <w:r>
       <w:tab/>
       <w:tab/>
-      <w:t>2026-08-27</w:t>
+      <w:t>2026-08-28</w:t>
       <w:br/>
       <w:br/>
     </w:r>

--- a/klagomål/A 12864-2024 FSC-klagomål.docx
+++ b/klagomål/A 12864-2024 FSC-klagomål.docx
@@ -692,7 +692,7 @@
     <w:r>
       <w:tab/>
       <w:tab/>
-      <w:t>2026-08-28</w:t>
+      <w:t>2026-08-29</w:t>
       <w:br/>
       <w:br/>
     </w:r>

--- a/klagomål/A 12864-2024 FSC-klagomål.docx
+++ b/klagomål/A 12864-2024 FSC-klagomål.docx
@@ -692,7 +692,7 @@
     <w:r>
       <w:tab/>
       <w:tab/>
-      <w:t>2026-08-29</w:t>
+      <w:t>2026-08-31</w:t>
       <w:br/>
       <w:br/>
     </w:r>

--- a/klagomål/A 12864-2024 FSC-klagomål.docx
+++ b/klagomål/A 12864-2024 FSC-klagomål.docx
@@ -692,7 +692,7 @@
     <w:r>
       <w:tab/>
       <w:tab/>
-      <w:t>2026-08-31</w:t>
+      <w:t>2026-09-01</w:t>
       <w:br/>
       <w:br/>
     </w:r>

--- a/klagomål/A 12864-2024 FSC-klagomål.docx
+++ b/klagomål/A 12864-2024 FSC-klagomål.docx
@@ -692,7 +692,7 @@
     <w:r>
       <w:tab/>
       <w:tab/>
-      <w:t>2026-09-01</w:t>
+      <w:t>2026-09-02</w:t>
       <w:br/>
       <w:br/>
     </w:r>

--- a/klagomål/A 12864-2024 FSC-klagomål.docx
+++ b/klagomål/A 12864-2024 FSC-klagomål.docx
@@ -692,7 +692,7 @@
     <w:r>
       <w:tab/>
       <w:tab/>
-      <w:t>2026-09-02</w:t>
+      <w:t>2026-09-03</w:t>
       <w:br/>
       <w:br/>
     </w:r>

--- a/klagomål/A 12864-2024 FSC-klagomål.docx
+++ b/klagomål/A 12864-2024 FSC-klagomål.docx
@@ -692,7 +692,7 @@
     <w:r>
       <w:tab/>
       <w:tab/>
-      <w:t>2026-09-03</w:t>
+      <w:t>2026-09-04</w:t>
       <w:br/>
       <w:br/>
     </w:r>

--- a/klagomål/A 12864-2024 FSC-klagomål.docx
+++ b/klagomål/A 12864-2024 FSC-klagomål.docx
@@ -692,7 +692,7 @@
     <w:r>
       <w:tab/>
       <w:tab/>
-      <w:t>2026-09-04</w:t>
+      <w:t>2026-09-05</w:t>
       <w:br/>
       <w:br/>
     </w:r>
